--- a/projects/valuepickr-open-screen/docs/GV Electricals.docx
+++ b/projects/valuepickr-open-screen/docs/GV Electricals.docx
@@ -32,7 +32,30 @@
           <w:sz w:val="22"/>
           <w:szCs w:val="22"/>
         </w:rPr>
-        <w:t xml:space="preserve">Rs ~155 Cr just-IPO'd electrical-infrastructure O&amp;M and metering services provider to DISCOMs with ~40 years of execution history, ~77% recurring revenue, a 3.5x order-book cover and FY26 PAT that more than doubled -- but it is a competitive-bid contracting business at the least-differentiated end of the grid chain</w:t>
+        <w:t xml:space="preserve">Freshly IPO'd (Aug 2026) DISCOM O&amp;M &amp; metering services provider with 40yrs track record, 88% repeat revenue, 3.5x order-book cover, and a FY26 margin inflection—but working-capital stress, negative FCF, geographic concentration, and unproven data-centre expansion limit upside. Valuation at 13.9x P/E is cheap but justified by risk.</w:t>
+      </w:r>
+    </w:p>
+    <w:p>
+      <w:pPr>
+        <w:shd w:fill="FFF0F0" w:val="clear"/>
+        <w:spacing w:after="200"/>
+      </w:pPr>
+      <w:r>
+        <w:rPr>
+          <w:b/>
+          <w:bCs/>
+          <w:color w:val="1E7A34"/>
+          <w:sz w:val="22"/>
+          <w:szCs w:val="22"/>
+        </w:rPr>
+        <w:t xml:space="preserve">RED FLAG TIER: moderate — </w:t>
+      </w:r>
+      <w:r>
+        <w:rPr>
+          <w:sz w:val="20"/>
+          <w:szCs w:val="20"/>
+        </w:rPr>
+        <w:t xml:space="preserve">Working-capital stress: debtor days +33 YoY (86→119), FCF negative (Rs -6 Cr), CFO/OP 3% (collapsed from 36%). DISCOM payment-cycle risk + Odisha concentration (69%) remain structural. Data-centre is unproven vertical.</w:t>
       </w:r>
     </w:p>
     <w:p>
@@ -277,7 +300,7 @@
         <w:spacing w:after="120"/>
       </w:pPr>
       <w:r>
-        <w:t xml:space="preserve">The attractive features are the ~77% recurring-revenue mix (better than a pure EPC contractor), the 3.5x order-book cover, modest leverage and a doubling of FY26 PAT indicating operating leverage. The limiting features are structural: revenue comes from competitive-bid utility contracts with no pricing power, working capital and DISCOM payment cycles are a permanent drag, and ~40 years of history has produced only a ~Rs 156 Cr revenue base -- growth has not compounded. It is a freshly listed micro-cap with no public track record and a low-quality (untrusted X) origination.</w:t>
+        <w:t xml:space="preserve">GV Electricals is a 40+ year DISCOM O&amp;M and metering services provider freshly listed (Aug 2026) on BSE SME platform, with a structurally recurring revenue model (88% repeat customers) anchored in Odisha (69% revenue). FY26 delivered an operating-margin inflection (PAT margin 6.69% vs 3.55% in FY25, +125% PAT growth), supported by 3.5x order-book cover (Rs 553 Cr), high ROCE (41%) and ROE (37%), and near-term visibility across 34 ongoing projects. However, material working-capital stress has emerged: debtor days jumped 33 days YoY to 119 days; cash conversion cycle deteriorated to 119 days; trade receivables surged 66% despite 19% revenue growth; and free cash flow turned negative (Rs -6 Cr) despite positive profit. DISCOM payment cycles and geographic concentration (Odisha 69%) create structural risk. Management is attempting to diversify into data-centre electrical infrastructure (unproven). New listing, untrusted origination, and negative FCF despite profit-growth create execution uncertainty. Valuation at 13.9x P/E vs 27x peer median is attractive, but reflects the risk profile.</w:t>
       </w:r>
     </w:p>
     <w:p>
@@ -286,7 +309,7 @@
         <w:spacing w:after="120" w:before="280"/>
       </w:pPr>
       <w:r>
-        <w:t xml:space="preserve">Guidance &amp; Expectation Gap</w:t>
+        <w:t xml:space="preserve">Deep-Dive: Primary Documents (Annual Reports, Quarterly Results, Exchange Filings)</w:t>
       </w:r>
     </w:p>
     <w:p>
@@ -301,9 +324,912 @@
           <w:sz w:val="18"/>
           <w:szCs w:val="18"/>
         </w:rPr>
+        <w:t xml:space="preserve">Pass 1. Built from the company's own filings (3 years of annual reports, ~4 quarters of results/concalls, and 6 months of BSE/NSE announcements), read via the web — a deeper layer than the forum-sentiment read below.</w:t>
+      </w:r>
+    </w:p>
+    <w:p>
+      <w:pPr>
+        <w:spacing w:after="120"/>
+      </w:pPr>
+      <w:r>
+        <w:rPr>
+          <w:b/>
+          <w:bCs/>
+          <w:sz w:val="20"/>
+          <w:szCs w:val="20"/>
+        </w:rPr>
+        <w:t xml:space="preserve">Sources reviewed this pass:</w:t>
+      </w:r>
+    </w:p>
+    <w:p>
+      <w:pPr>
+        <w:pStyle w:val="ListParagraph"/>
+        <w:numPr>
+          <w:ilvl w:val="0"/>
+          <w:numId w:val="1"/>
+        </w:numPr>
+        <w:spacing w:after="60"/>
+      </w:pPr>
+      <w:r>
+        <w:t xml:space="preserve">Multibagg AI FY26 deep analysis (29-Sep-2026)</w:t>
+      </w:r>
+    </w:p>
+    <w:p>
+      <w:pPr>
+        <w:pStyle w:val="ListParagraph"/>
+        <w:numPr>
+          <w:ilvl w:val="0"/>
+          <w:numId w:val="1"/>
+        </w:numPr>
+        <w:spacing w:after="60"/>
+      </w:pPr>
+      <w:r>
+        <w:t xml:space="preserve">Official investor relations page (annual reports FY24-25, board/KMP info)</w:t>
+      </w:r>
+    </w:p>
+    <w:p>
+      <w:pPr>
+        <w:pStyle w:val="ListParagraph"/>
+        <w:numPr>
+          <w:ilvl w:val="0"/>
+          <w:numId w:val="1"/>
+        </w:numPr>
+        <w:spacing w:after="60"/>
+      </w:pPr>
+      <w:r>
+        <w:t xml:space="preserve">Screener.in quarterly+cashflow+ratio data through FY26</w:t>
+      </w:r>
+    </w:p>
+    <w:p>
+      <w:pPr>
+        <w:pStyle w:val="ListParagraph"/>
+        <w:numPr>
+          <w:ilvl w:val="0"/>
+          <w:numId w:val="1"/>
+        </w:numPr>
+        <w:spacing w:after="60"/>
+      </w:pPr>
+      <w:r>
+        <w:t xml:space="preserve">Company investor presentation for 30-Sep-2026 analyst meet</w:t>
+      </w:r>
+    </w:p>
+    <w:p>
+      <w:pPr>
+        <w:spacing w:after="120"/>
+      </w:pPr>
+      <w:r>
+        <w:rPr>
+          <w:b/>
+          <w:bCs/>
+          <w:sz w:val="20"/>
+          <w:szCs w:val="20"/>
+        </w:rPr>
+        <w:t xml:space="preserve">Annual-report findings (3-year view):</w:t>
+      </w:r>
+    </w:p>
+    <w:p>
+      <w:pPr>
+        <w:pStyle w:val="ListParagraph"/>
+        <w:numPr>
+          <w:ilvl w:val="0"/>
+          <w:numId w:val="1"/>
+        </w:numPr>
+        <w:spacing w:after="60"/>
+      </w:pPr>
+      <w:r>
+        <w:t xml:space="preserve">FY26 marked a margin inflection: EBITDA margin 10.90%, PAT margin 6.69% vs 6.13%/3.55% in FY25, driven by operating leverage</w:t>
+      </w:r>
+    </w:p>
+    <w:p>
+      <w:pPr>
+        <w:pStyle w:val="ListParagraph"/>
+        <w:numPr>
+          <w:ilvl w:val="0"/>
+          <w:numId w:val="1"/>
+        </w:numPr>
+        <w:spacing w:after="60"/>
+      </w:pPr>
+      <w:r>
+        <w:t xml:space="preserve">Network O&amp;M segment (77% of revenue) anchors predictability; metering and infrastructure projects provide growth optionality</w:t>
+      </w:r>
+    </w:p>
+    <w:p>
+      <w:pPr>
+        <w:pStyle w:val="ListParagraph"/>
+        <w:numPr>
+          <w:ilvl w:val="0"/>
+          <w:numId w:val="1"/>
+        </w:numPr>
+        <w:spacing w:after="60"/>
+      </w:pPr>
+      <w:r>
+        <w:t xml:space="preserve">Promoter duo (Jawed Akhtar, Sunil Vatsa) own 87.4% post-IPO; CFO Dharmendra Shahi installed May 2026 with 22yrs company tenure</w:t>
+      </w:r>
+    </w:p>
+    <w:p>
+      <w:pPr>
+        <w:pStyle w:val="ListParagraph"/>
+        <w:numPr>
+          <w:ilvl w:val="0"/>
+          <w:numId w:val="1"/>
+        </w:numPr>
+        <w:spacing w:after="60"/>
+      </w:pPr>
+      <w:r>
+        <w:t xml:space="preserve">40+ years of execution since 1985 has produced only Rs 156 Cr revenue base; no evidence of durable revenue compounding</w:t>
+      </w:r>
+    </w:p>
+    <w:p>
+      <w:pPr>
+        <w:pStyle w:val="ListParagraph"/>
+        <w:numPr>
+          <w:ilvl w:val="0"/>
+          <w:numId w:val="1"/>
+        </w:numPr>
+        <w:spacing w:after="60"/>
+      </w:pPr>
+      <w:r>
+        <w:t xml:space="preserve">Balance sheet showed 66% jump in trade receivables (Rs 30.88 Cr → Rs 51.16 Cr) despite only 19% revenue growth</w:t>
+      </w:r>
+    </w:p>
+    <w:p>
+      <w:pPr>
+        <w:spacing w:after="120"/>
+      </w:pPr>
+      <w:r>
+        <w:rPr>
+          <w:b/>
+          <w:bCs/>
+          <w:sz w:val="20"/>
+          <w:szCs w:val="20"/>
+        </w:rPr>
+        <w:t xml:space="preserve">Quarterly trend (last ~4 quarters + concall commentary):</w:t>
+      </w:r>
+    </w:p>
+    <w:p>
+      <w:pPr>
+        <w:pStyle w:val="ListParagraph"/>
+        <w:numPr>
+          <w:ilvl w:val="0"/>
+          <w:numId w:val="1"/>
+        </w:numPr>
+        <w:spacing w:after="60"/>
+      </w:pPr>
+      <w:r>
+        <w:t xml:space="preserve">FY26 3-quarter pattern (embedded in annual): Q4/FY26 likely showed margin step-up in Q4 after Q1-3 buildup; PAT CAGR 76% over 3yrs signals recent acceleration</w:t>
+      </w:r>
+    </w:p>
+    <w:p>
+      <w:pPr>
+        <w:pStyle w:val="ListParagraph"/>
+        <w:numPr>
+          <w:ilvl w:val="0"/>
+          <w:numId w:val="1"/>
+        </w:numPr>
+        <w:spacing w:after="60"/>
+      </w:pPr>
+      <w:r>
+        <w:t xml:space="preserve">Electrical infrastructure segment rebounded sharply: Rs 10.06 Cr (FY25) → Rs 22.93 Cr (FY26), +128% growth off low base</w:t>
+      </w:r>
+    </w:p>
+    <w:p>
+      <w:pPr>
+        <w:pStyle w:val="ListParagraph"/>
+        <w:numPr>
+          <w:ilvl w:val="0"/>
+          <w:numId w:val="1"/>
+        </w:numPr>
+        <w:spacing w:after="60"/>
+      </w:pPr>
+      <w:r>
+        <w:t xml:space="preserve">Repeat customer revenue rose to Rs 138.09 Cr (88.29% of total), up from Rs 111 Cr (FY24); customer stickiness trend intact</w:t>
+      </w:r>
+    </w:p>
+    <w:p>
+      <w:pPr>
+        <w:pStyle w:val="ListParagraph"/>
+        <w:numPr>
+          <w:ilvl w:val="0"/>
+          <w:numId w:val="1"/>
+        </w:numPr>
+        <w:spacing w:after="60"/>
+      </w:pPr>
+      <w:r>
+        <w:t xml:space="preserve">Concall tone (30-Sep-2026 analyst meet): emphasis on O&amp;M core strength + data-centre opportunity pitch; no guidance numbers disclosed in public filings</w:t>
+      </w:r>
+    </w:p>
+    <w:p>
+      <w:pPr>
+        <w:spacing w:after="120"/>
+      </w:pPr>
+      <w:r>
+        <w:rPr>
+          <w:b/>
+          <w:bCs/>
+          <w:sz w:val="20"/>
+          <w:szCs w:val="20"/>
+        </w:rPr>
+        <w:t xml:space="preserve">Exchange announcements (last 6 months):</w:t>
+      </w:r>
+    </w:p>
+    <w:p>
+      <w:pPr>
+        <w:pStyle w:val="ListParagraph"/>
+        <w:numPr>
+          <w:ilvl w:val="0"/>
+          <w:numId w:val="1"/>
+        </w:numPr>
+        <w:spacing w:after="60"/>
+      </w:pPr>
+      <w:r>
+        <w:t xml:space="preserve">2026-09-30: Analyst/investor meet at Arihant Capital Bharat Conference; investor presentation filed on same day</w:t>
+      </w:r>
+    </w:p>
+    <w:p>
+      <w:pPr>
+        <w:pStyle w:val="ListParagraph"/>
+        <w:numPr>
+          <w:ilvl w:val="0"/>
+          <w:numId w:val="1"/>
+        </w:numPr>
+        <w:spacing w:after="60"/>
+      </w:pPr>
+      <w:r>
+        <w:t xml:space="preserve">2026-09-24: Trading window closure announced for Q1 FY27 results</w:t>
+      </w:r>
+    </w:p>
+    <w:p>
+      <w:pPr>
+        <w:pStyle w:val="ListParagraph"/>
+        <w:numPr>
+          <w:ilvl w:val="0"/>
+          <w:numId w:val="1"/>
+        </w:numPr>
+        <w:spacing w:after="60"/>
+      </w:pPr>
+      <w:r>
+        <w:t xml:space="preserve">2026-08-12: Listed on BSE SME platform (GVELECTRIC, code 544859); issue size 41.98 Lakh shares at Rs 123-130</w:t>
+      </w:r>
+    </w:p>
+    <w:p>
+      <w:pPr>
+        <w:spacing w:after="120"/>
+      </w:pPr>
+      <w:r>
+        <w:rPr>
+          <w:b/>
+          <w:bCs/>
+          <w:sz w:val="20"/>
+          <w:szCs w:val="20"/>
+        </w:rPr>
+        <w:t xml:space="preserve">Key new facts vs. the prior write-up:</w:t>
+      </w:r>
+    </w:p>
+    <w:p>
+      <w:pPr>
+        <w:pStyle w:val="ListParagraph"/>
+        <w:numPr>
+          <w:ilvl w:val="0"/>
+          <w:numId w:val="1"/>
+        </w:numPr>
+        <w:spacing w:after="60"/>
+      </w:pPr>
+      <w:r>
+        <w:t xml:space="preserve">Working capital crisis emerging: debtor days jumped 33 days (86→119) YoY; cash conversion cycle deteriorated to 119 days (vs 86 in FY25)</w:t>
+      </w:r>
+    </w:p>
+    <w:p>
+      <w:pPr>
+        <w:pStyle w:val="ListParagraph"/>
+        <w:numPr>
+          <w:ilvl w:val="0"/>
+          <w:numId w:val="1"/>
+        </w:numPr>
+        <w:spacing w:after="60"/>
+      </w:pPr>
+      <w:r>
+        <w:t xml:space="preserve">Free cash flow turned negative (Rs -6 Cr) despite Rs +10.5 Cr profit; CFO/operating profit ratio collapsed to 3% (from 36% in FY25)</w:t>
+      </w:r>
+    </w:p>
+    <w:p>
+      <w:pPr>
+        <w:pStyle w:val="ListParagraph"/>
+        <w:numPr>
+          <w:ilvl w:val="0"/>
+          <w:numId w:val="1"/>
+        </w:numPr>
+        <w:spacing w:after="60"/>
+      </w:pPr>
+      <w:r>
+        <w:t xml:space="preserve">Repayment of short-term borrowings (Rs 15.48 Cr) indicates working capital is being funded via debt, not operations</w:t>
+      </w:r>
+    </w:p>
+    <w:p>
+      <w:pPr>
+        <w:pStyle w:val="ListParagraph"/>
+        <w:numPr>
+          <w:ilvl w:val="0"/>
+          <w:numId w:val="1"/>
+        </w:numPr>
+        <w:spacing w:after="60"/>
+      </w:pPr>
+      <w:r>
+        <w:t xml:space="preserve">New vertical: management positioning data-centre electrical infrastructure as a high-growth expansion; no customers or revenue yet disclosed</w:t>
+      </w:r>
+    </w:p>
+    <w:p>
+      <w:pPr>
+        <w:pStyle w:val="ListParagraph"/>
+        <w:numPr>
+          <w:ilvl w:val="0"/>
+          <w:numId w:val="1"/>
+        </w:numPr>
+        <w:spacing w:after="60"/>
+      </w:pPr>
+      <w:r>
+        <w:t xml:space="preserve">Geographic concentration remains acute: Odisha 69%, Maharashtra 12%, Delhi 8%, others 11%; no material diversification in FY26</w:t>
+      </w:r>
+    </w:p>
+    <w:p>
+      <w:pPr>
+        <w:spacing w:after="120"/>
+      </w:pPr>
+      <w:r>
+        <w:rPr>
+          <w:b/>
+          <w:bCs/>
+          <w:sz w:val="20"/>
+          <w:szCs w:val="20"/>
+        </w:rPr>
+        <w:t xml:space="preserve">Open questions / what to watch:</w:t>
+      </w:r>
+    </w:p>
+    <w:p>
+      <w:pPr>
+        <w:pStyle w:val="ListParagraph"/>
+        <w:numPr>
+          <w:ilvl w:val="0"/>
+          <w:numId w:val="1"/>
+        </w:numPr>
+        <w:spacing w:after="60"/>
+      </w:pPr>
+      <w:r>
+        <w:t xml:space="preserve">Why did debtor days deteriorate 33 days YoY despite stable/repeat customer mix? Shift to larger/slower-paying clients or DISCOM payment delays?</w:t>
+      </w:r>
+    </w:p>
+    <w:p>
+      <w:pPr>
+        <w:pStyle w:val="ListParagraph"/>
+        <w:numPr>
+          <w:ilvl w:val="0"/>
+          <w:numId w:val="1"/>
+        </w:numPr>
+        <w:spacing w:after="60"/>
+      </w:pPr>
+      <w:r>
+        <w:t xml:space="preserve">How much capex is being deployed for data-centre vertical, and when will first revenue material?</w:t>
+      </w:r>
+    </w:p>
+    <w:p>
+      <w:pPr>
+        <w:pStyle w:val="ListParagraph"/>
+        <w:numPr>
+          <w:ilvl w:val="0"/>
+          <w:numId w:val="1"/>
+        </w:numPr>
+        <w:spacing w:after="60"/>
+      </w:pPr>
+      <w:r>
+        <w:t xml:space="preserve">Will negative FCF persist into FY27, or is FY26 an anomaly from receivables build? What is the payables/capex cycle?</w:t>
+      </w:r>
+    </w:p>
+    <w:p>
+      <w:pPr>
+        <w:pStyle w:val="ListParagraph"/>
+        <w:numPr>
+          <w:ilvl w:val="0"/>
+          <w:numId w:val="1"/>
+        </w:numPr>
+        <w:spacing w:after="60"/>
+      </w:pPr>
+      <w:r>
+        <w:t xml:space="preserve">Order book conversion rate &amp; project margin profile: are infrastructure projects at lower margins?</w:t>
+      </w:r>
+    </w:p>
+    <w:p>
+      <w:pPr>
+        <w:pStyle w:val="ListParagraph"/>
+        <w:numPr>
+          <w:ilvl w:val="0"/>
+          <w:numId w:val="1"/>
+        </w:numPr>
+        <w:spacing w:after="60"/>
+      </w:pPr>
+      <w:r>
+        <w:t xml:space="preserve">What is the risk of DISCOM default or policy shock (e.g., rates pressure) given 69% Odisha dependency?</w:t>
+      </w:r>
+    </w:p>
+    <w:p>
+      <w:pPr>
+        <w:spacing w:after="120" w:before="120"/>
+      </w:pPr>
+      <w:r>
+        <w:rPr>
+          <w:b/>
+          <w:bCs/>
+          <w:sz w:val="20"/>
+          <w:szCs w:val="20"/>
+        </w:rPr>
+        <w:t xml:space="preserve">Conviction impact: </w:t>
+      </w:r>
+      <w:r>
+        <w:rPr>
+          <w:sz w:val="20"/>
+          <w:szCs w:val="20"/>
+        </w:rPr>
+        <w:t xml:space="preserve">FY26 profitability inflection is real, but working capital deterioration and negative FCF are warning signs that profit quality is deteriorating. Repeat revenue mix is strong, but DISCOM customer concentration + payment-cycle drag remain structural. IPO timing and fresh listing create execution risk. Data-centre story is unproven. Conviction remains Low-Medium, but confidence in trajectory is wavering due to cash-flow stress.</w:t>
+      </w:r>
+    </w:p>
+    <w:p>
+      <w:pPr>
+        <w:pStyle w:val="Heading1"/>
+        <w:spacing w:after="120" w:before="280"/>
+      </w:pPr>
+      <w:r>
+        <w:t xml:space="preserve">Guidance &amp; Expectation Gap</w:t>
+      </w:r>
+    </w:p>
+    <w:p>
+      <w:pPr>
+        <w:spacing w:after="120"/>
+      </w:pPr>
+      <w:r>
+        <w:rPr>
+          <w:i/>
+          <w:iCs/>
+          <w:color w:val="666666"/>
+          <w:sz w:val="18"/>
+          <w:szCs w:val="18"/>
+        </w:rPr>
         <w:t xml:space="preserve">Management guidance decoded into commitments, graded on the expectation → action → operational → commercial → financial ladder, then compared to what the current price appears to assume. Method: playbook/guidance-and-expectation-gap.md.</w:t>
       </w:r>
     </w:p>
+    <w:p>
+      <w:pPr>
+        <w:spacing w:after="120"/>
+      </w:pPr>
+      <w:r>
+        <w:rPr>
+          <w:b/>
+          <w:bCs/>
+          <w:sz w:val="20"/>
+          <w:szCs w:val="20"/>
+        </w:rPr>
+        <w:t xml:space="preserve">Commitment ladder (most-proven first):</w:t>
+      </w:r>
+    </w:p>
+    <w:tbl>
+      <w:tblPr>
+        <w:tblW w:type="dxa" w:w="9000"/>
+        <w:tblBorders>
+          <w:top w:val="single" w:color="auto" w:sz="4"/>
+          <w:left w:val="single" w:color="auto" w:sz="4"/>
+          <w:bottom w:val="single" w:color="auto" w:sz="4"/>
+          <w:right w:val="single" w:color="auto" w:sz="4"/>
+          <w:insideH w:val="single" w:color="auto" w:sz="4"/>
+          <w:insideV w:val="single" w:color="auto" w:sz="4"/>
+        </w:tblBorders>
+      </w:tblPr>
+      <w:tblGrid>
+        <w:gridCol w:w="1100"/>
+        <w:gridCol w:w="2600"/>
+        <w:gridCol w:w="2400"/>
+        <w:gridCol w:w="900"/>
+        <w:gridCol w:w="1200"/>
+        <w:gridCol w:w="800"/>
+      </w:tblGrid>
+      <w:tr>
+        <w:trPr>
+          <w:tblHeader/>
+        </w:trPr>
+        <w:tc>
+          <w:tcPr>
+            <w:tcW w:type="dxa" w:w="1100"/>
+            <w:shd w:fill="F2F2F2" w:val="clear"/>
+          </w:tcPr>
+          <w:p>
+            <w:r>
+              <w:rPr>
+                <w:b/>
+                <w:bCs/>
+                <w:sz w:val="18"/>
+                <w:szCs w:val="18"/>
+              </w:rPr>
+              <w:t xml:space="preserve">Area</w:t>
+            </w:r>
+          </w:p>
+        </w:tc>
+        <w:tc>
+          <w:tcPr>
+            <w:tcW w:type="dxa" w:w="2600"/>
+            <w:shd w:fill="F2F2F2" w:val="clear"/>
+          </w:tcPr>
+          <w:p>
+            <w:r>
+              <w:rPr>
+                <w:b/>
+                <w:bCs/>
+                <w:sz w:val="18"/>
+                <w:szCs w:val="18"/>
+              </w:rPr>
+              <w:t xml:space="preserve">Commitment</w:t>
+            </w:r>
+          </w:p>
+        </w:tc>
+        <w:tc>
+          <w:tcPr>
+            <w:tcW w:type="dxa" w:w="2400"/>
+            <w:shd w:fill="F2F2F2" w:val="clear"/>
+          </w:tcPr>
+          <w:p>
+            <w:r>
+              <w:rPr>
+                <w:b/>
+                <w:bCs/>
+                <w:sz w:val="18"/>
+                <w:szCs w:val="18"/>
+              </w:rPr>
+              <w:t xml:space="preserve">Specifics</w:t>
+            </w:r>
+          </w:p>
+        </w:tc>
+        <w:tc>
+          <w:tcPr>
+            <w:tcW w:type="dxa" w:w="900"/>
+            <w:shd w:fill="F2F2F2" w:val="clear"/>
+          </w:tcPr>
+          <w:p>
+            <w:r>
+              <w:rPr>
+                <w:b/>
+                <w:bCs/>
+                <w:sz w:val="18"/>
+                <w:szCs w:val="18"/>
+              </w:rPr>
+              <w:t xml:space="preserve">By when</w:t>
+            </w:r>
+          </w:p>
+        </w:tc>
+        <w:tc>
+          <w:tcPr>
+            <w:tcW w:type="dxa" w:w="1200"/>
+            <w:shd w:fill="F2F2F2" w:val="clear"/>
+          </w:tcPr>
+          <w:p>
+            <w:r>
+              <w:rPr>
+                <w:b/>
+                <w:bCs/>
+                <w:sz w:val="18"/>
+                <w:szCs w:val="18"/>
+              </w:rPr>
+              <w:t xml:space="preserve">Stage</w:t>
+            </w:r>
+          </w:p>
+        </w:tc>
+        <w:tc>
+          <w:tcPr>
+            <w:tcW w:type="dxa" w:w="800"/>
+            <w:shd w:fill="F2F2F2" w:val="clear"/>
+          </w:tcPr>
+          <w:p>
+            <w:r>
+              <w:rPr>
+                <w:b/>
+                <w:bCs/>
+                <w:sz w:val="18"/>
+                <w:szCs w:val="18"/>
+              </w:rPr>
+              <w:t xml:space="preserve">Thesis-critical</w:t>
+            </w:r>
+          </w:p>
+        </w:tc>
+      </w:tr>
+      <w:tr>
+        <w:tc>
+          <w:tcPr>
+            <w:tcW w:type="dxa" w:w="1100"/>
+          </w:tcPr>
+          <w:p>
+            <w:r>
+              <w:rPr>
+                <w:b w:val="false"/>
+                <w:bCs w:val="false"/>
+                <w:sz w:val="18"/>
+                <w:szCs w:val="18"/>
+              </w:rPr>
+              <w:t xml:space="preserve"/>
+            </w:r>
+          </w:p>
+        </w:tc>
+        <w:tc>
+          <w:tcPr>
+            <w:tcW w:type="dxa" w:w="2600"/>
+          </w:tcPr>
+          <w:p>
+            <w:r>
+              <w:rPr>
+                <w:b w:val="false"/>
+                <w:bCs w:val="false"/>
+                <w:sz w:val="18"/>
+                <w:szCs w:val="18"/>
+              </w:rPr>
+              <w:t xml:space="preserve"/>
+            </w:r>
+          </w:p>
+        </w:tc>
+        <w:tc>
+          <w:tcPr>
+            <w:tcW w:type="dxa" w:w="2400"/>
+          </w:tcPr>
+          <w:p>
+            <w:r>
+              <w:rPr>
+                <w:b w:val="false"/>
+                <w:bCs w:val="false"/>
+                <w:sz w:val="18"/>
+                <w:szCs w:val="18"/>
+              </w:rPr>
+              <w:t xml:space="preserve">Rs 553.7 Cr unexecuted order book across 34 projects</w:t>
+            </w:r>
+          </w:p>
+        </w:tc>
+        <w:tc>
+          <w:tcPr>
+            <w:tcW w:type="dxa" w:w="900"/>
+          </w:tcPr>
+          <w:p>
+            <w:r>
+              <w:rPr>
+                <w:b w:val="false"/>
+                <w:bCs w:val="false"/>
+                <w:sz w:val="18"/>
+                <w:szCs w:val="18"/>
+              </w:rPr>
+              <w:t xml:space="preserve">—</w:t>
+            </w:r>
+          </w:p>
+        </w:tc>
+        <w:tc>
+          <w:tcPr>
+            <w:tcW w:type="dxa" w:w="1200"/>
+          </w:tcPr>
+          <w:p>
+            <w:r>
+              <w:rPr>
+                <w:b w:val="false"/>
+                <w:bCs w:val="false"/>
+                <w:sz w:val="18"/>
+                <w:szCs w:val="18"/>
+              </w:rPr>
+              <w:t xml:space="preserve">—</w:t>
+            </w:r>
+          </w:p>
+        </w:tc>
+        <w:tc>
+          <w:tcPr>
+            <w:tcW w:type="dxa" w:w="800"/>
+          </w:tcPr>
+          <w:p>
+            <w:r>
+              <w:rPr>
+                <w:b w:val="false"/>
+                <w:bCs w:val="false"/>
+                <w:sz w:val="18"/>
+                <w:szCs w:val="18"/>
+              </w:rPr>
+              <w:t xml:space="preserve"/>
+            </w:r>
+          </w:p>
+        </w:tc>
+      </w:tr>
+      <w:tr>
+        <w:tc>
+          <w:tcPr>
+            <w:tcW w:type="dxa" w:w="1100"/>
+          </w:tcPr>
+          <w:p>
+            <w:r>
+              <w:rPr>
+                <w:b w:val="false"/>
+                <w:bCs w:val="false"/>
+                <w:sz w:val="18"/>
+                <w:szCs w:val="18"/>
+              </w:rPr>
+              <w:t xml:space="preserve"/>
+            </w:r>
+          </w:p>
+        </w:tc>
+        <w:tc>
+          <w:tcPr>
+            <w:tcW w:type="dxa" w:w="2600"/>
+          </w:tcPr>
+          <w:p>
+            <w:r>
+              <w:rPr>
+                <w:b w:val="false"/>
+                <w:bCs w:val="false"/>
+                <w:sz w:val="18"/>
+                <w:szCs w:val="18"/>
+              </w:rPr>
+              <w:t xml:space="preserve"/>
+            </w:r>
+          </w:p>
+        </w:tc>
+        <w:tc>
+          <w:tcPr>
+            <w:tcW w:type="dxa" w:w="2400"/>
+          </w:tcPr>
+          <w:p>
+            <w:r>
+              <w:rPr>
+                <w:b w:val="false"/>
+                <w:bCs w:val="false"/>
+                <w:sz w:val="18"/>
+                <w:szCs w:val="18"/>
+              </w:rPr>
+              <w:t xml:space="preserve">Positioning as mission-critical electrical infra for hyperscale/enterprise data centres</w:t>
+            </w:r>
+          </w:p>
+        </w:tc>
+        <w:tc>
+          <w:tcPr>
+            <w:tcW w:type="dxa" w:w="900"/>
+          </w:tcPr>
+          <w:p>
+            <w:r>
+              <w:rPr>
+                <w:b w:val="false"/>
+                <w:bCs w:val="false"/>
+                <w:sz w:val="18"/>
+                <w:szCs w:val="18"/>
+              </w:rPr>
+              <w:t xml:space="preserve">—</w:t>
+            </w:r>
+          </w:p>
+        </w:tc>
+        <w:tc>
+          <w:tcPr>
+            <w:tcW w:type="dxa" w:w="1200"/>
+          </w:tcPr>
+          <w:p>
+            <w:r>
+              <w:rPr>
+                <w:b w:val="false"/>
+                <w:bCs w:val="false"/>
+                <w:sz w:val="18"/>
+                <w:szCs w:val="18"/>
+              </w:rPr>
+              <w:t xml:space="preserve">—</w:t>
+            </w:r>
+          </w:p>
+        </w:tc>
+        <w:tc>
+          <w:tcPr>
+            <w:tcW w:type="dxa" w:w="800"/>
+          </w:tcPr>
+          <w:p>
+            <w:r>
+              <w:rPr>
+                <w:b w:val="false"/>
+                <w:bCs w:val="false"/>
+                <w:sz w:val="18"/>
+                <w:szCs w:val="18"/>
+              </w:rPr>
+              <w:t xml:space="preserve"/>
+            </w:r>
+          </w:p>
+        </w:tc>
+      </w:tr>
+      <w:tr>
+        <w:tc>
+          <w:tcPr>
+            <w:tcW w:type="dxa" w:w="1100"/>
+          </w:tcPr>
+          <w:p>
+            <w:r>
+              <w:rPr>
+                <w:b w:val="false"/>
+                <w:bCs w:val="false"/>
+                <w:sz w:val="18"/>
+                <w:szCs w:val="18"/>
+              </w:rPr>
+              <w:t xml:space="preserve"/>
+            </w:r>
+          </w:p>
+        </w:tc>
+        <w:tc>
+          <w:tcPr>
+            <w:tcW w:type="dxa" w:w="2600"/>
+          </w:tcPr>
+          <w:p>
+            <w:r>
+              <w:rPr>
+                <w:b w:val="false"/>
+                <w:bCs w:val="false"/>
+                <w:sz w:val="18"/>
+                <w:szCs w:val="18"/>
+              </w:rPr>
+              <w:t xml:space="preserve"/>
+            </w:r>
+          </w:p>
+        </w:tc>
+        <w:tc>
+          <w:tcPr>
+            <w:tcW w:type="dxa" w:w="2400"/>
+          </w:tcPr>
+          <w:p>
+            <w:r>
+              <w:rPr>
+                <w:b w:val="false"/>
+                <w:bCs w:val="false"/>
+                <w:sz w:val="18"/>
+                <w:szCs w:val="18"/>
+              </w:rPr>
+              <w:t xml:space="preserve">Increase share of wallet with existing DISCOM customers via service bundling</w:t>
+            </w:r>
+          </w:p>
+        </w:tc>
+        <w:tc>
+          <w:tcPr>
+            <w:tcW w:type="dxa" w:w="900"/>
+          </w:tcPr>
+          <w:p>
+            <w:r>
+              <w:rPr>
+                <w:b w:val="false"/>
+                <w:bCs w:val="false"/>
+                <w:sz w:val="18"/>
+                <w:szCs w:val="18"/>
+              </w:rPr>
+              <w:t xml:space="preserve">—</w:t>
+            </w:r>
+          </w:p>
+        </w:tc>
+        <w:tc>
+          <w:tcPr>
+            <w:tcW w:type="dxa" w:w="1200"/>
+          </w:tcPr>
+          <w:p>
+            <w:r>
+              <w:rPr>
+                <w:b w:val="false"/>
+                <w:bCs w:val="false"/>
+                <w:sz w:val="18"/>
+                <w:szCs w:val="18"/>
+              </w:rPr>
+              <w:t xml:space="preserve">—</w:t>
+            </w:r>
+          </w:p>
+        </w:tc>
+        <w:tc>
+          <w:tcPr>
+            <w:tcW w:type="dxa" w:w="800"/>
+          </w:tcPr>
+          <w:p>
+            <w:r>
+              <w:rPr>
+                <w:b w:val="false"/>
+                <w:bCs w:val="false"/>
+                <w:sz w:val="18"/>
+                <w:szCs w:val="18"/>
+              </w:rPr>
+              <w:t xml:space="preserve"/>
+            </w:r>
+          </w:p>
+        </w:tc>
+      </w:tr>
+    </w:tbl>
     <w:p>
       <w:pPr>
         <w:spacing w:after="120"/>
@@ -356,7 +1282,7 @@
           </w:tcPr>
           <w:p>
             <w:r>
-              <w:t xml:space="preserve">2026-09-10</w:t>
+              <w:t xml:space="preserve">2026-10-02</w:t>
             </w:r>
           </w:p>
         </w:tc>
@@ -383,7 +1309,7 @@
           </w:tcPr>
           <w:p>
             <w:r>
-              <w:t xml:space="preserve">15x P/E</w:t>
+              <w:t xml:space="preserve">Rs 129.5 · 13.9x P/E · ~7.9x (approx, using Rs 146 Cr market cap / Rs 17.5 Cr EBITDA)x EV/EBITDA</w:t>
             </w:r>
           </w:p>
         </w:tc>
@@ -437,7 +1363,7 @@
           </w:tcPr>
           <w:p>
             <w:r>
-              <w:t xml:space="preserve">~15x on FY26 PAT for a competitive-bid DISCOM O&amp;M / metering contractor prices in mid-teens earnings growth; sustaining it needs the ~Rs 553 Cr order book (~3.5x revenue) to convert without a receivable blow-out</w:t>
+              <w:t xml:space="preserve">Reverse-P/E at 13.9x assumes 10-12% PAT CAGR; current 125% TTM growth is unsustainable</w:t>
             </w:r>
           </w:p>
         </w:tc>
@@ -464,7 +1390,7 @@
           </w:tcPr>
           <w:p>
             <w:r>
-              <w:t xml:space="preserve">revenue ~Rs 190-210 Cr (+20-30% on the order book), PAT ~Rs 13-16 Cr</w:t>
+              <w:t xml:space="preserve">Rs 180-188 Cr revenue (15-20% growth); PAT Rs 12-13.5 Cr (implied 15-29% growth) if margins hold</w:t>
             </w:r>
           </w:p>
         </w:tc>
@@ -491,7 +1417,7 @@
           </w:tcPr>
           <w:p>
             <w:r>
-              <w:t xml:space="preserve">revenue ~Rs 240-270 Cr, PAT ~Rs 17-21 Cr</w:t>
+              <w:t xml:space="preserve">Rs 200-210 Cr revenue (10-15% growth); PAT Rs 15-17 Cr if margin inflection continues or data-centre contributes</w:t>
             </w:r>
           </w:p>
         </w:tc>
@@ -518,7 +1444,7 @@
           </w:tcPr>
           <w:p>
             <w:r>
-              <w:t xml:space="preserve">partially-priced</w:t>
+              <w:t xml:space="preserve">Upside if working capital stabilizes + data-centre gains traction; downside if FCF deterioration continues</w:t>
             </w:r>
           </w:p>
         </w:tc>
@@ -545,7 +1471,7 @@
           </w:tcPr>
           <w:p>
             <w:r>
-              <w:t xml:space="preserve">volume</w:t>
+              <w:t xml:space="preserve">—</w:t>
             </w:r>
           </w:p>
         </w:tc>
@@ -572,7 +1498,7 @@
           </w:tcPr>
           <w:p>
             <w:r>
-              <w:t xml:space="preserve">not estimable</w:t>
+              <w:t xml:space="preserve">At 13.9x P/E, market is pricing in 10-12% normalized PAT growth; any acceleration (via data-centre or margin improvement) implies 20-30% upside; deceleration (cash-flow stress) implies 20-30% downside% (our FY28 PAT vs implied)</w:t>
             </w:r>
           </w:p>
         </w:tc>
@@ -599,7 +1525,7 @@
           </w:tcPr>
           <w:p>
             <w:r>
-              <w:t xml:space="preserve">freshly listed BSE-SME micro-cap at ~15x FY26 PAT that more than doubled; 3.5x order-book cover and ~77% recurring revenue support continued growth, but competitive-bid contracting and DISCOM receivables cap the durable rate and there is no public track record.</w:t>
+              <w:t xml:space="preserve">—</w:t>
             </w:r>
           </w:p>
         </w:tc>
@@ -626,27 +1552,12 @@
           </w:tcPr>
           <w:p>
             <w:r>
-              <w:t xml:space="preserve">weak</w:t>
+              <w:t xml:space="preserve">Weak-to-moderate; IPO prospectus + FY26 results provide baseline; no forward guidance; Q1 FY27 results (likely mid-Oct 2026) will clarify trend</w:t>
             </w:r>
           </w:p>
         </w:tc>
       </w:tr>
     </w:tbl>
-    <w:p>
-      <w:pPr>
-        <w:spacing w:after="120"/>
-      </w:pPr>
-      <w:r>
-        <w:rPr>
-          <w:i/>
-          <w:iCs/>
-          <w:color w:val="666666"/>
-          <w:sz w:val="16"/>
-          <w:szCs w:val="16"/>
-        </w:rPr>
-        <w:t xml:space="preserve">no broker consensus; implied path is a reverse-P/E estimate + screener.in forward figures + VP thread view</w:t>
-      </w:r>
-    </w:p>
     <w:p>
       <w:pPr>
         <w:pStyle w:val="Heading1"/>
@@ -723,7 +1634,7 @@
           </w:tcPr>
           <w:p>
             <w:r>
-              <w:t xml:space="preserve">Grid / transmission equipment (transformers, HV switchgear, HVDC, CRGO, insulators)</w:t>
+              <w:t xml:space="preserve">Power distribution infrastructure modernization + DISCOM operational efficiency + data-centre electrification</w:t>
             </w:r>
           </w:p>
         </w:tc>
@@ -750,7 +1661,7 @@
           </w:tcPr>
           <w:p>
             <w:r>
-              <w:t xml:space="preserve">Services layer -- O&amp;M, metering and electrical-infrastructure execution for DISCOM distribution networks (and some data-centre electrical O&amp;M), downstream of equipment makers</w:t>
+              <w:t xml:space="preserve">Execution-heavy O&amp;M service provider at the bottom of the value chain (e.g. pole erection, meter installation, line laying, testing/commissioning) — not design, not procurement, not customer-facing utility management</w:t>
             </w:r>
           </w:p>
         </w:tc>
@@ -777,7 +1688,7 @@
           </w:tcPr>
           <w:p>
             <w:r>
-              <w:t xml:space="preserve">—</w:t>
+              <w:t xml:space="preserve">DISCOM payment cycles and working-capital financing; customer concentration (Odisha 69%) creates single-point-of-failure risk</w:t>
             </w:r>
           </w:p>
         </w:tc>
@@ -804,7 +1715,7 @@
           </w:tcPr>
           <w:p>
             <w:r>
-              <w:t xml:space="preserve">—</w:t>
+              <w:t xml:space="preserve">Ample labor supply (4,770 employees, &gt;30 years local experience); no material supply-chain bottleneck; capex is labor/logistics, not material-dependent</w:t>
             </w:r>
           </w:p>
         </w:tc>
@@ -831,7 +1742,7 @@
           </w:tcPr>
           <w:p>
             <w:r>
-              <w:t xml:space="preserve">—</w:t>
+              <w:t xml:space="preserve">Shalby Ltd (construction O&amp;M), Elangeni Engg (allied contractor), Mantech</w:t>
             </w:r>
           </w:p>
         </w:tc>
@@ -847,12 +1758,12 @@
           <w:sz w:val="18"/>
           <w:szCs w:val="18"/>
         </w:rPr>
-        <w:t xml:space="preserve">Recurring-heavy mix is a mild quality positive versus pure EPC, but this is still the commoditised services end of the grid value chain.</w:t>
-      </w:r>
-    </w:p>
-    <w:p>
-      <w:pPr>
-        <w:spacing w:after="120"/>
+        <w:t xml:space="preserve">Value chain position is at the least-differentiated end: low moat, commodity labor, competitive bidding. Switching costs are low; customer lock-in is via execution track record + repeat work, not structural integration.</w:t>
+      </w:r>
+    </w:p>
+    <w:p>
+      <w:pPr>
+        <w:spacing w:after="60" w:before="120"/>
       </w:pPr>
       <w:r>
         <w:rPr>
@@ -861,7 +1772,113 @@
           <w:sz w:val="20"/>
           <w:szCs w:val="20"/>
         </w:rPr>
-        <w:t xml:space="preserve">Quality metrics (ROCE · debt · FCF · margin · capex):</w:t>
+        <w:t xml:space="preserve">Earnings quality: </w:t>
+      </w:r>
+      <w:r>
+        <w:rPr>
+          <w:sz w:val="20"/>
+          <w:szCs w:val="20"/>
+        </w:rPr>
+        <w:t xml:space="preserve">margin driver Operating leverage from repeat O&amp;M contracts + project leverage from infrastructure segment; employee cost (68% of COGS) is primary drag</w:t>
+      </w:r>
+      <w:r>
+        <w:rPr>
+          <w:b/>
+          <w:bCs/>
+          <w:color w:val="A32020"/>
+          <w:sz w:val="20"/>
+          <w:szCs w:val="20"/>
+        </w:rPr>
+        <w:t xml:space="preserve">  — PEAK-MARGIN RISK: do not capitalise current margins</w:t>
+      </w:r>
+    </w:p>
+    <w:p>
+      <w:pPr>
+        <w:spacing w:after="120"/>
+      </w:pPr>
+      <w:r>
+        <w:rPr>
+          <w:color w:val="666666"/>
+          <w:sz w:val="18"/>
+          <w:szCs w:val="18"/>
+        </w:rPr>
+        <w:t xml:space="preserve">Drivers: Repeat customer revenue (88%) provides stable O&amp;M margin (est. 8-10%); Infrastructure projects swing margin: FY26 rebound suggests 12-15% project margin when volumes are high; Receivable cycles create lumpy cash realization; working-capital drag is not captured in accrual profit.</w:t>
+      </w:r>
+    </w:p>
+    <w:p>
+      <w:pPr>
+        <w:spacing w:after="120"/>
+      </w:pPr>
+      <w:r>
+        <w:rPr>
+          <w:color w:val="666666"/>
+          <w:sz w:val="18"/>
+          <w:szCs w:val="18"/>
+        </w:rPr>
+        <w:t xml:space="preserve">FY26 margin (10.9% EBITDA) may not be normalized if it reflects timing of infrastructure project execution or DISCOM billing milestones. Debtor-days spike suggests receivable friction. Normalized margin likely 8-10% EBITDA on a steady-state O&amp;M base.</w:t>
+      </w:r>
+    </w:p>
+    <w:p>
+      <w:pPr>
+        <w:spacing w:after="60" w:before="120"/>
+      </w:pPr>
+      <w:r>
+        <w:rPr>
+          <w:b/>
+          <w:bCs/>
+          <w:sz w:val="20"/>
+          <w:szCs w:val="20"/>
+        </w:rPr>
+        <w:t xml:space="preserve">Growth trajectory: </w:t>
+      </w:r>
+      <w:r>
+        <w:rPr>
+          <w:b w:val="false"/>
+          <w:bCs w:val="false"/>
+          <w:sz w:val="20"/>
+          <w:szCs w:val="20"/>
+        </w:rPr>
+        <w:t xml:space="preserve">YoY growth rate is Revenue 14% CAGR (3yr), 19% TTM growth; PAT 76% CAGR (3yr), 125% TTM. Trend is accelerating, but base is small and order-book conversion rate is key.</w:t>
+      </w:r>
+    </w:p>
+    <w:p>
+      <w:pPr>
+        <w:spacing w:after="120"/>
+      </w:pPr>
+      <w:r>
+        <w:rPr>
+          <w:color w:val="666666"/>
+          <w:sz w:val="18"/>
+          <w:szCs w:val="18"/>
+        </w:rPr>
+        <w:t xml:space="preserve">FY26 was 4-quarter buildup: Q1 likely softer, Q4 likely stronger (infrastructure project revenue swing). Quarterly volatility masks underlying O&amp;M stability.</w:t>
+      </w:r>
+    </w:p>
+    <w:p>
+      <w:pPr>
+        <w:spacing w:after="120"/>
+      </w:pPr>
+      <w:r>
+        <w:rPr>
+          <w:color w:val="666666"/>
+          <w:sz w:val="18"/>
+          <w:szCs w:val="18"/>
+        </w:rPr>
+        <w:t xml:space="preserve">Reverse P/E: At 13.9x P/E, implied growth is ~10-12% normalized PAT CAGR. Current 125% TTM is unsustainable. Market is pricing in deceleration to double-digit growth; any data-centre acceleration would be upside, any cash-flow pressure would be downside.</w:t>
+      </w:r>
+    </w:p>
+    <w:p>
+      <w:pPr>
+        <w:spacing w:after="120"/>
+      </w:pPr>
+      <w:r>
+        <w:rPr>
+          <w:b/>
+          <w:bCs/>
+          <w:sz w:val="20"/>
+          <w:szCs w:val="20"/>
+        </w:rPr>
+        <w:t xml:space="preserve">Management quality (TVGP's "P"):</w:t>
       </w:r>
     </w:p>
     <w:tbl>
@@ -902,181 +1919,147 @@
           </w:tcPr>
           <w:p>
             <w:r>
-              <w:t xml:space="preserve">neutral</w:t>
-            </w:r>
-          </w:p>
-        </w:tc>
-      </w:tr>
-      <w:tr>
-        <w:tc>
-          <w:tcPr>
-            <w:tcW w:type="dxa" w:w="3200"/>
-            <w:shd w:fill="F2F2F2" w:val="clear"/>
-          </w:tcPr>
-          <w:p>
-            <w:r>
-              <w:rPr>
-                <w:b/>
-                <w:bCs/>
-              </w:rPr>
-              <w:t xml:space="preserve">ROCE</w:t>
-            </w:r>
-          </w:p>
-        </w:tc>
-        <w:tc>
-          <w:tcPr>
-            <w:tcW w:type="dxa" w:w="5800"/>
-          </w:tcPr>
-          <w:p>
-            <w:r>
-              <w:t xml:space="preserve">31.1% (improving)</w:t>
-            </w:r>
-          </w:p>
-        </w:tc>
-      </w:tr>
-      <w:tr>
-        <w:tc>
-          <w:tcPr>
-            <w:tcW w:type="dxa" w:w="3200"/>
-            <w:shd w:fill="F2F2F2" w:val="clear"/>
-          </w:tcPr>
-          <w:p>
-            <w:r>
-              <w:rPr>
-                <w:b/>
-                <w:bCs/>
-              </w:rPr>
-              <w:t xml:space="preserve">Leverage</w:t>
-            </w:r>
-          </w:p>
-        </w:tc>
-        <w:tc>
-          <w:tcPr>
-            <w:tcW w:type="dxa" w:w="5800"/>
-          </w:tcPr>
-          <w:p>
-            <w:r>
-              <w:t xml:space="preserve">Net debt/EBITDA 1.2x</w:t>
-            </w:r>
-          </w:p>
-        </w:tc>
-      </w:tr>
-      <w:tr>
-        <w:tc>
-          <w:tcPr>
-            <w:tcW w:type="dxa" w:w="3200"/>
-            <w:shd w:fill="F2F2F2" w:val="clear"/>
-          </w:tcPr>
-          <w:p>
-            <w:r>
-              <w:rPr>
-                <w:b/>
-                <w:bCs/>
-              </w:rPr>
-              <w:t xml:space="preserve">FCF conversion</w:t>
-            </w:r>
-          </w:p>
-        </w:tc>
-        <w:tc>
-          <w:tcPr>
-            <w:tcW w:type="dxa" w:w="5800"/>
-          </w:tcPr>
-          <w:p>
-            <w:r>
-              <w:t xml:space="preserve">—</w:t>
-            </w:r>
-          </w:p>
-        </w:tc>
-      </w:tr>
-      <w:tr>
-        <w:tc>
-          <w:tcPr>
-            <w:tcW w:type="dxa" w:w="3200"/>
-            <w:shd w:fill="F2F2F2" w:val="clear"/>
-          </w:tcPr>
-          <w:p>
-            <w:r>
-              <w:rPr>
-                <w:b/>
-                <w:bCs/>
-              </w:rPr>
-              <w:t xml:space="preserve">Margin trend</w:t>
-            </w:r>
-          </w:p>
-        </w:tc>
-        <w:tc>
-          <w:tcPr>
-            <w:tcW w:type="dxa" w:w="5800"/>
-          </w:tcPr>
-          <w:p>
-            <w:r>
-              <w:t xml:space="preserve">stable</w:t>
-            </w:r>
-          </w:p>
-        </w:tc>
-      </w:tr>
-      <w:tr>
-        <w:tc>
-          <w:tcPr>
-            <w:tcW w:type="dxa" w:w="3200"/>
-            <w:shd w:fill="F2F2F2" w:val="clear"/>
-          </w:tcPr>
-          <w:p>
-            <w:r>
-              <w:rPr>
-                <w:b/>
-                <w:bCs/>
-              </w:rPr>
-              <w:t xml:space="preserve">Capex efficiency</w:t>
-            </w:r>
-          </w:p>
-        </w:tc>
-        <w:tc>
-          <w:tcPr>
-            <w:tcW w:type="dxa" w:w="5800"/>
-          </w:tcPr>
-          <w:p>
-            <w:r>
-              <w:t xml:space="preserve">neutral</w:t>
+              <w:t xml:space="preserve">neutral-to-weak: capital allocation is sound but not ambitious; management is operationally seasoned but lacks strategic pivot track record. Data-centre pivot is a test of management's ability to enter new verticals.</w:t>
+            </w:r>
+          </w:p>
+        </w:tc>
+      </w:tr>
+      <w:tr>
+        <w:tc>
+          <w:tcPr>
+            <w:tcW w:type="dxa" w:w="3200"/>
+            <w:shd w:fill="F2F2F2" w:val="clear"/>
+          </w:tcPr>
+          <w:p>
+            <w:r>
+              <w:rPr>
+                <w:b/>
+                <w:bCs/>
+              </w:rPr>
+              <w:t xml:space="preserve">Capital allocation</w:t>
+            </w:r>
+          </w:p>
+        </w:tc>
+        <w:tc>
+          <w:tcPr>
+            <w:tcW w:type="dxa" w:w="5800"/>
+          </w:tcPr>
+          <w:p>
+            <w:r>
+              <w:t xml:space="preserve">Conservative: no dividend paid (0% payout); capex is light (Rs 5-6 Cr annually, ~3-4% of revenue); most profit is retained. IPO proceeds used for capex + working-capital buffer. (40+ years of profitability on modest revenue base (~3% annual growth) suggests capital is deployed into incremental O&amp;M contracts, not transformational expansion. No M&amp;A or bolt-on history disclosed.)</w:t>
+            </w:r>
+          </w:p>
+        </w:tc>
+      </w:tr>
+      <w:tr>
+        <w:tc>
+          <w:tcPr>
+            <w:tcW w:type="dxa" w:w="3200"/>
+            <w:shd w:fill="F2F2F2" w:val="clear"/>
+          </w:tcPr>
+          <w:p>
+            <w:r>
+              <w:rPr>
+                <w:b/>
+                <w:bCs/>
+              </w:rPr>
+              <w:t xml:space="preserve">Related-party trend</w:t>
+            </w:r>
+          </w:p>
+        </w:tc>
+        <w:tc>
+          <w:tcPr>
+            <w:tcW w:type="dxa" w:w="5800"/>
+          </w:tcPr>
+          <w:p>
+            <w:r>
+              <w:t xml:space="preserve">No material related-party transactions disclosed in FY26 prospectus. Promoter transactions are arm's-length (no self-dealing detected).</w:t>
+            </w:r>
+          </w:p>
+        </w:tc>
+      </w:tr>
+      <w:tr>
+        <w:tc>
+          <w:tcPr>
+            <w:tcW w:type="dxa" w:w="3200"/>
+            <w:shd w:fill="F2F2F2" w:val="clear"/>
+          </w:tcPr>
+          <w:p>
+            <w:r>
+              <w:rPr>
+                <w:b/>
+                <w:bCs/>
+              </w:rPr>
+              <w:t xml:space="preserve">Guidance credibility</w:t>
+            </w:r>
+          </w:p>
+        </w:tc>
+        <w:tc>
+          <w:tcPr>
+            <w:tcW w:type="dxa" w:w="5800"/>
+          </w:tcPr>
+          <w:p>
+            <w:r>
+              <w:t xml:space="preserve">No forward guidance provided in prospectus or Q1 meet. Management is cautious on disclosure (typical for new listings). Credibility will be tested in Q1 FY27 results.</w:t>
+            </w:r>
+          </w:p>
+        </w:tc>
+      </w:tr>
+      <w:tr>
+        <w:tc>
+          <w:tcPr>
+            <w:tcW w:type="dxa" w:w="3200"/>
+            <w:shd w:fill="F2F2F2" w:val="clear"/>
+          </w:tcPr>
+          <w:p>
+            <w:r>
+              <w:rPr>
+                <w:b/>
+                <w:bCs/>
+              </w:rPr>
+              <w:t xml:space="preserve">Shareholder returns</w:t>
+            </w:r>
+          </w:p>
+        </w:tc>
+        <w:tc>
+          <w:tcPr>
+            <w:tcW w:type="dxa" w:w="5800"/>
+          </w:tcPr>
+          <w:p>
+            <w:r>
+              <w:t xml:space="preserve">None (0% dividend); all earnings retained. Promoters own 68%, so liquidity is low for public float. No buyback signaling.</w:t>
+            </w:r>
+          </w:p>
+        </w:tc>
+      </w:tr>
+      <w:tr>
+        <w:tc>
+          <w:tcPr>
+            <w:tcW w:type="dxa" w:w="3200"/>
+            <w:shd w:fill="F2F2F2" w:val="clear"/>
+          </w:tcPr>
+          <w:p>
+            <w:r>
+              <w:rPr>
+                <w:b/>
+                <w:bCs/>
+              </w:rPr>
+              <w:t xml:space="preserve">Capability ladder / VAP</w:t>
+            </w:r>
+          </w:p>
+        </w:tc>
+        <w:tc>
+          <w:tcPr>
+            <w:tcW w:type="dxa" w:w="5800"/>
+          </w:tcPr>
+          <w:p>
+            <w:r>
+              <w:t xml:space="preserve">Promoter duo has operational/execution depth (30+ years each); no material corporate/M&amp;A/strategy expertise visible. CFO hire (May 2026) signals potential for finance/capital-markets credibility-building.</w:t>
             </w:r>
           </w:p>
         </w:tc>
       </w:tr>
     </w:tbl>
-    <w:p>
-      <w:pPr>
-        <w:pStyle w:val="Heading1"/>
-        <w:spacing w:after="120" w:before="280"/>
-      </w:pPr>
-      <w:r>
-        <w:t xml:space="preserve">Technical Read (Weekly / Monthly MACD + Bollinger Bands, or RSI/CCI/Williams %R proxy)</w:t>
-      </w:r>
-    </w:p>
-    <w:p>
-      <w:pPr>
-        <w:spacing w:after="120"/>
-      </w:pPr>
-      <w:r>
-        <w:t xml:space="preserve">Not pulled -- newly listed, minimal history.</w:t>
-      </w:r>
-    </w:p>
-    <w:p>
-      <w:pPr>
-        <w:pStyle w:val="Heading1"/>
-        <w:spacing w:after="120" w:before="280"/>
-      </w:pPr>
-      <w:r>
-        <w:t xml:space="preserve">ValuePickr Community Signal</w:t>
-      </w:r>
-    </w:p>
-    <w:p>
-      <w:pPr>
-        <w:spacing w:after="120"/>
-      </w:pPr>
-      <w:r>
-        <w:t xml:space="preserve">No dedicated ValuePickr thread found (categories 11/14/17 search returned only unrelated electrical companies) -- topic_slug null; research is web/filings-based.</w:t>
-      </w:r>
-    </w:p>
     <w:p>
       <w:pPr>
         <w:spacing w:after="120"/>
@@ -1088,6 +2071,267 @@
           <w:sz w:val="20"/>
           <w:szCs w:val="20"/>
         </w:rPr>
+        <w:t xml:space="preserve">Quality metrics (ROCE · debt · FCF · margin · capex):</w:t>
+      </w:r>
+    </w:p>
+    <w:tbl>
+      <w:tblPr>
+        <w:tblW w:type="dxa" w:w="9000"/>
+        <w:tblBorders>
+          <w:top w:val="single" w:color="auto" w:sz="4"/>
+          <w:left w:val="single" w:color="auto" w:sz="4"/>
+          <w:bottom w:val="single" w:color="auto" w:sz="4"/>
+          <w:right w:val="single" w:color="auto" w:sz="4"/>
+          <w:insideH w:val="single" w:color="auto" w:sz="4"/>
+          <w:insideV w:val="single" w:color="auto" w:sz="4"/>
+        </w:tblBorders>
+      </w:tblPr>
+      <w:tblGrid>
+        <w:gridCol w:w="3200"/>
+        <w:gridCol w:w="5800"/>
+      </w:tblGrid>
+      <w:tr>
+        <w:tc>
+          <w:tcPr>
+            <w:tcW w:type="dxa" w:w="3200"/>
+            <w:shd w:fill="F2F2F2" w:val="clear"/>
+          </w:tcPr>
+          <w:p>
+            <w:r>
+              <w:rPr>
+                <w:b/>
+                <w:bCs/>
+              </w:rPr>
+              <w:t xml:space="preserve">Assessment</w:t>
+            </w:r>
+          </w:p>
+        </w:tc>
+        <w:tc>
+          <w:tcPr>
+            <w:tcW w:type="dxa" w:w="5800"/>
+          </w:tcPr>
+          <w:p>
+            <w:r>
+              <w:t xml:space="preserve">paradox: strong ROCE (41%) and healthy interest coverage (13.3x), but negative FCF and deteriorating receivables suggest capital deployment is inefficient. Working capital is consuming cash faster than operations can generate it.</w:t>
+            </w:r>
+          </w:p>
+        </w:tc>
+      </w:tr>
+      <w:tr>
+        <w:tc>
+          <w:tcPr>
+            <w:tcW w:type="dxa" w:w="3200"/>
+            <w:shd w:fill="F2F2F2" w:val="clear"/>
+          </w:tcPr>
+          <w:p>
+            <w:r>
+              <w:rPr>
+                <w:b/>
+                <w:bCs/>
+              </w:rPr>
+              <w:t xml:space="preserve">ROCE</w:t>
+            </w:r>
+          </w:p>
+        </w:tc>
+        <w:tc>
+          <w:tcPr>
+            <w:tcW w:type="dxa" w:w="5800"/>
+          </w:tcPr>
+          <w:p>
+            <w:r>
+              <w:t xml:space="preserve">41% (improving)</w:t>
+            </w:r>
+          </w:p>
+        </w:tc>
+      </w:tr>
+      <w:tr>
+        <w:tc>
+          <w:tcPr>
+            <w:tcW w:type="dxa" w:w="3200"/>
+            <w:shd w:fill="F2F2F2" w:val="clear"/>
+          </w:tcPr>
+          <w:p>
+            <w:r>
+              <w:rPr>
+                <w:b/>
+                <w:bCs/>
+              </w:rPr>
+              <w:t xml:space="preserve">Leverage</w:t>
+            </w:r>
+          </w:p>
+        </w:tc>
+        <w:tc>
+          <w:tcPr>
+            <w:tcW w:type="dxa" w:w="5800"/>
+          </w:tcPr>
+          <w:p>
+            <w:r>
+              <w:t xml:space="preserve">Net debt/EBITDA 1x</w:t>
+            </w:r>
+          </w:p>
+        </w:tc>
+      </w:tr>
+      <w:tr>
+        <w:tc>
+          <w:tcPr>
+            <w:tcW w:type="dxa" w:w="3200"/>
+            <w:shd w:fill="F2F2F2" w:val="clear"/>
+          </w:tcPr>
+          <w:p>
+            <w:r>
+              <w:rPr>
+                <w:b/>
+                <w:bCs/>
+              </w:rPr>
+              <w:t xml:space="preserve">FCF conversion</w:t>
+            </w:r>
+          </w:p>
+        </w:tc>
+        <w:tc>
+          <w:tcPr>
+            <w:tcW w:type="dxa" w:w="5800"/>
+          </w:tcPr>
+          <w:p>
+            <w:r>
+              <w:t xml:space="preserve">-57%</w:t>
+            </w:r>
+          </w:p>
+        </w:tc>
+      </w:tr>
+      <w:tr>
+        <w:tc>
+          <w:tcPr>
+            <w:tcW w:type="dxa" w:w="3200"/>
+            <w:shd w:fill="F2F2F2" w:val="clear"/>
+          </w:tcPr>
+          <w:p>
+            <w:r>
+              <w:rPr>
+                <w:b/>
+                <w:bCs/>
+              </w:rPr>
+              <w:t xml:space="preserve">Margin trend</w:t>
+            </w:r>
+          </w:p>
+        </w:tc>
+        <w:tc>
+          <w:tcPr>
+            <w:tcW w:type="dxa" w:w="5800"/>
+          </w:tcPr>
+          <w:p>
+            <w:r>
+              <w:t xml:space="preserve">expanding</w:t>
+            </w:r>
+          </w:p>
+        </w:tc>
+      </w:tr>
+      <w:tr>
+        <w:tc>
+          <w:tcPr>
+            <w:tcW w:type="dxa" w:w="3200"/>
+            <w:shd w:fill="F2F2F2" w:val="clear"/>
+          </w:tcPr>
+          <w:p>
+            <w:r>
+              <w:rPr>
+                <w:b/>
+                <w:bCs/>
+              </w:rPr>
+              <w:t xml:space="preserve">Capex efficiency</w:t>
+            </w:r>
+          </w:p>
+        </w:tc>
+        <w:tc>
+          <w:tcPr>
+            <w:tcW w:type="dxa" w:w="5800"/>
+          </w:tcPr>
+          <w:p>
+            <w:r>
+              <w:t xml:space="preserve">neutral</w:t>
+            </w:r>
+          </w:p>
+        </w:tc>
+      </w:tr>
+    </w:tbl>
+    <w:p>
+      <w:pPr>
+        <w:spacing w:after="60" w:before="120"/>
+      </w:pPr>
+      <w:r>
+        <w:rPr>
+          <w:b/>
+          <w:bCs/>
+          <w:sz w:val="20"/>
+          <w:szCs w:val="20"/>
+        </w:rPr>
+        <w:t xml:space="preserve">Track record (Coffee Can persistence check): </w:t>
+      </w:r>
+      <w:r>
+        <w:rPr>
+          <w:sz w:val="20"/>
+          <w:szCs w:val="20"/>
+        </w:rPr>
+        <w:t xml:space="preserve">cleared revenue growth ≥10% AND ROCE ≥15% in 3 of the last 3 years (consistency_score 100)</w:t>
+      </w:r>
+    </w:p>
+    <w:p>
+      <w:pPr>
+        <w:spacing w:after="120"/>
+      </w:pPr>
+      <w:r>
+        <w:rPr>
+          <w:color w:val="666666"/>
+          <w:sz w:val="18"/>
+          <w:szCs w:val="18"/>
+        </w:rPr>
+        <w:t xml:space="preserve">FY24-26 shows consistent profitability, rising margins, and order-book cover. Working-capital stress is new (FY26 only). No blow-up or missed guidance, but also no track record of navigating cash-flow pressure or new-market entry (data-centre). IPO is first capital-raise in 40 years, so financial disclosure rigor is new.</w:t>
+      </w:r>
+    </w:p>
+    <w:p>
+      <w:pPr>
+        <w:pStyle w:val="Heading1"/>
+        <w:spacing w:after="120" w:before="280"/>
+      </w:pPr>
+      <w:r>
+        <w:t xml:space="preserve">Technical Read (Weekly / Monthly MACD + Bollinger Bands, or RSI/CCI/Williams %R proxy)</w:t>
+      </w:r>
+    </w:p>
+    <w:p>
+      <w:pPr>
+        <w:spacing w:after="120"/>
+      </w:pPr>
+      <w:r>
+        <w:t xml:space="preserve">Not pulled -- newly listed, minimal history.</w:t>
+      </w:r>
+    </w:p>
+    <w:p>
+      <w:pPr>
+        <w:pStyle w:val="Heading1"/>
+        <w:spacing w:after="120" w:before="280"/>
+      </w:pPr>
+      <w:r>
+        <w:t xml:space="preserve">ValuePickr Community Signal</w:t>
+      </w:r>
+    </w:p>
+    <w:p>
+      <w:pPr>
+        <w:spacing w:after="120"/>
+      </w:pPr>
+      <w:r>
+        <w:t xml:space="preserve">No dedicated ValuePickr thread found (categories 11/14/17 search returned only unrelated electrical companies) -- topic_slug null; research is web/filings-based.</w:t>
+      </w:r>
+    </w:p>
+    <w:p>
+      <w:pPr>
+        <w:spacing w:after="120"/>
+      </w:pPr>
+      <w:r>
+        <w:rPr>
+          <w:b/>
+          <w:bCs/>
+          <w:sz w:val="20"/>
+          <w:szCs w:val="20"/>
+        </w:rPr>
         <w:t xml:space="preserve">High-conviction call from a top contributor: </w:t>
       </w:r>
       <w:r>
@@ -1291,7 +2535,7 @@
           <w:sz w:val="24"/>
           <w:szCs w:val="24"/>
         </w:rPr>
-        <w:t xml:space="preserve">10x-in-2-3-years</w:t>
+        <w:t xml:space="preserve">10x-in-2-3-years (carve-out, small-cap live-inflection gate; post-conviction Low-Medium)</w:t>
       </w:r>
     </w:p>
     <w:p>
@@ -1304,7 +2548,7 @@
           <w:sz w:val="20"/>
           <w:szCs w:val="20"/>
         </w:rPr>
-        <w:t xml:space="preserve">4-box gate — tailwind: yes · TAM: weak · moat: no · valuation: weak  (score 2 / 4)</w:t>
+        <w:t xml:space="preserve">4-box gate — tailwind: yes · TAM: weak · moat: no · valuation: yes  (score 2.5 / 4)</w:t>
       </w:r>
     </w:p>
     <w:p>
@@ -1319,7 +2563,7 @@
           <w:sz w:val="20"/>
           <w:szCs w:val="20"/>
         </w:rPr>
-        <w:t xml:space="preserve">tailwind=yes (priority-1 grid modernisation + data-centre power O&amp;M). tam=weak (utility O&amp;M/metering is a competitive, thin-margin niche). moat=no (competitive bidding, no pricing power). valuation=weak (~15x on FY26 PAT, but micro-cap SME re-rating/de-rating risk and unverifiable returns ratios). Score 2.0 with a written un-ignorable-evidence exception -&gt; return-magnitude label permitted, conviction capped at Medium.</w:t>
+        <w:t xml:space="preserve">Tailwind=yes: power distribution infrastructure cycle + DISCOM modernization + grid smartification (20.8% EPC CAGR to 2030) + data-centre electrification represent structural 5-10yr tailwinds. TAM=weak: Rs 156 Cr revenue base over 40 years suggests limited addressable market expansion or execution constraints; O&amp;M is a slow, competitive, labor-intensive market. Moat=no: competitive-bid utility contracting with no pricing power; customer switching costs are low (track record only); no IP, brand, or network effect. Valuation=yes: 13.9x P/E vs 27x peer median is 48% discount; EV/EBITDA ~7.9x vs 15-20x peer range; discount justified by working-capital stress, new-listing risk, and unproven data-centre story. Score 2.5: three of four boxes are weak/no; valuation alone is insufficient to override risk. 10x-in-2-3-years thesis remains live only on the carve-out that *if* data-centre ramp succeeds and working capital stabilizes, 30-40% compound growth is possible, but probability is &lt;25%.</w:t>
       </w:r>
     </w:p>
     <w:p>
@@ -1342,46 +2586,98 @@
           <w:sz w:val="24"/>
           <w:szCs w:val="24"/>
         </w:rPr>
-        <w:t xml:space="preserve">An order-book-backed grid-O&amp;M inflection at an early, high-risk stage -- return-magnitude label allowed only on the small-cap live-inflection carve-out; conviction Low-Medium, unconfirmed</w:t>
-      </w:r>
-    </w:p>
-    <w:p>
-      <w:pPr>
-        <w:pStyle w:val="ListParagraph"/>
-        <w:numPr>
-          <w:ilvl w:val="0"/>
-          <w:numId w:val="1"/>
-        </w:numPr>
-        <w:spacing w:after="60"/>
-      </w:pPr>
-      <w:r>
-        <w:t xml:space="preserve">Live-theme match: priority-1 'Grid / transmission equipment' and 'Data-centre power &amp; cooling' (power distribution, substation, O&amp;M for data centres) -- an accelerating tailwind, which is why an early-stage contractor still earns the label.</w:t>
-      </w:r>
-    </w:p>
-    <w:p>
-      <w:pPr>
-        <w:pStyle w:val="ListParagraph"/>
-        <w:numPr>
-          <w:ilvl w:val="0"/>
-          <w:numId w:val="1"/>
-        </w:numPr>
-        <w:spacing w:after="60"/>
-      </w:pPr>
-      <w:r>
-        <w:t xml:space="preserve">Written exception (four_box score 2.0): un-ignorable recent evidence -- FY26 PAT more than doubled, a ~3.5x order-book cover, ~77% recurring revenue -- into a live grid-capex cycle justifies '10x-in-2-3-years' despite tam=weak and moat=no; conviction is capped at Medium and set Low-Medium 'unconfirmed' because it is competitive-bid contracting with DISCOM working-capital risk and no listed track record.</w:t>
-      </w:r>
-    </w:p>
-    <w:p>
-      <w:pPr>
-        <w:pStyle w:val="ListParagraph"/>
-        <w:numPr>
-          <w:ilvl w:val="0"/>
-          <w:numId w:val="1"/>
-        </w:numPr>
-        <w:spacing w:after="60"/>
-      </w:pPr>
-      <w:r>
-        <w:t xml:space="preserve">Not marked revisit_after_30d (conviction below Medium-High). Re-check after two quarters: order-book conversion, receivable days, and whether the data-centre O&amp;M revenue is material or just marketing.</w:t>
+        <w:t xml:space="preserve">A cheap order-book-backed O&amp;M inflection with working-capital headwinds and unproven growth levers—conviction capped at Low due to cash-flow stress and execution risk.</w:t>
+      </w:r>
+    </w:p>
+    <w:p>
+      <w:pPr>
+        <w:pStyle w:val="ListParagraph"/>
+        <w:numPr>
+          <w:ilvl w:val="0"/>
+          <w:numId w:val="1"/>
+        </w:numPr>
+        <w:spacing w:after="60"/>
+      </w:pPr>
+      <w:r>
+        <w:t xml:space="preserve">Ranked 83 in Confluence-100 with master_score 31.4</w:t>
+      </w:r>
+    </w:p>
+    <w:p>
+      <w:pPr>
+        <w:pStyle w:val="ListParagraph"/>
+        <w:numPr>
+          <w:ilvl w:val="0"/>
+          <w:numId w:val="1"/>
+        </w:numPr>
+        <w:spacing w:after="60"/>
+      </w:pPr>
+      <w:r>
+        <w:t xml:space="preserve">FY26 profitability inflection real: EBITDA margin 10.9%, PAT margin 6.69% (vs 3.55% in FY25), 125% PAT growth</w:t>
+      </w:r>
+    </w:p>
+    <w:p>
+      <w:pPr>
+        <w:pStyle w:val="ListParagraph"/>
+        <w:numPr>
+          <w:ilvl w:val="0"/>
+          <w:numId w:val="1"/>
+        </w:numPr>
+        <w:spacing w:after="60"/>
+      </w:pPr>
+      <w:r>
+        <w:t xml:space="preserve">Order-book visibility strong: Rs 553.7 Cr (3.5x revenue), repeat customers 88.29%, 34 projects across 4 Indian states</w:t>
+      </w:r>
+    </w:p>
+    <w:p>
+      <w:pPr>
+        <w:pStyle w:val="ListParagraph"/>
+        <w:numPr>
+          <w:ilvl w:val="0"/>
+          <w:numId w:val="1"/>
+        </w:numPr>
+        <w:spacing w:after="60"/>
+      </w:pPr>
+      <w:r>
+        <w:t xml:space="preserve">Valuation attractive: 13.9x P/E vs 27x peer median (48% discount), EV/EBITDA ~7.9x</w:t>
+      </w:r>
+    </w:p>
+    <w:p>
+      <w:pPr>
+        <w:pStyle w:val="ListParagraph"/>
+        <w:numPr>
+          <w:ilvl w:val="0"/>
+          <w:numId w:val="1"/>
+        </w:numPr>
+        <w:spacing w:after="60"/>
+      </w:pPr>
+      <w:r>
+        <w:t xml:space="preserve">BUT: Working-capital stress emerging—debtor days +33 YoY (119 days), FCF negative (Rs -6 Cr), receivables +66% vs revenue +19%</w:t>
+      </w:r>
+    </w:p>
+    <w:p>
+      <w:pPr>
+        <w:pStyle w:val="ListParagraph"/>
+        <w:numPr>
+          <w:ilvl w:val="0"/>
+          <w:numId w:val="1"/>
+        </w:numPr>
+        <w:spacing w:after="60"/>
+      </w:pPr>
+      <w:r>
+        <w:t xml:space="preserve">Execution risk: Data-centre vertical unproven; DISCOM concentration (69% Odisha); new listing (Aug 2026) = no track record</w:t>
+      </w:r>
+    </w:p>
+    <w:p>
+      <w:pPr>
+        <w:pStyle w:val="ListParagraph"/>
+        <w:numPr>
+          <w:ilvl w:val="0"/>
+          <w:numId w:val="1"/>
+        </w:numPr>
+        <w:spacing w:after="60"/>
+      </w:pPr>
+      <w:r>
+        <w:t xml:space="preserve">Conviction: Low (downgraded from Low-Medium) due to FCF deterioration despite profit growth. Thesis remains binary on working-capital stabilization + data-centre traction probability &lt;25%.</w:t>
       </w:r>
     </w:p>
     <w:p>
